--- a/companies/hollowell-ip/Engagements/Price-Henson/Meeting Minutes 2025-05-21 - Price-Henson.docx
+++ b/companies/hollowell-ip/Engagements/Price-Henson/Meeting Minutes 2025-05-21 - Price-Henson.docx
@@ -3,16 +3,32 @@
 <w:document xmlns:wpc="http://schemas.microsoft.com/office/word/2010/wordprocessingCanvas" xmlns:mo="http://schemas.microsoft.com/office/mac/office/2008/main" xmlns:mc="http://schemas.openxmlformats.org/markup-compatibility/2006" xmlns:mv="urn:schemas-microsoft-com:mac:vml" xmlns:o="urn:schemas-microsoft-com:office:office" xmlns:r="http://schemas.openxmlformats.org/officeDocument/2006/relationships" xmlns:m="http://schemas.openxmlformats.org/officeDocument/2006/math" xmlns:v="urn:schemas-microsoft-com:vml" xmlns:wp14="http://schemas.microsoft.com/office/word/2010/wordprocessingDrawing" xmlns:wp="http://schemas.openxmlformats.org/drawingml/2006/wordprocessingDrawing" xmlns:w10="urn:schemas-microsoft-com:office:word" xmlns:w="http://schemas.openxmlformats.org/wordprocessingml/2006/main" xmlns:w14="http://schemas.microsoft.com/office/word/2010/wordml" xmlns:wpg="http://schemas.microsoft.com/office/word/2010/wordprocessingGroup" xmlns:wpi="http://schemas.microsoft.com/office/word/2010/wordprocessingInk" xmlns:wne="http://schemas.microsoft.com/office/word/2006/wordml" xmlns:wps="http://schemas.microsoft.com/office/word/2010/wordprocessingShape" mc:Ignorable="w14 wp14">
   <w:body>
     <w:p>
+      <w:pPr>
+        <w:pStyle w:val="Heading1"/>
+      </w:pPr>
       <w:r>
-        <w:t>Minutes of a working session on the licensing diligence for Price-Henson. Prepared by Richard Henderson from contemporaneous notes. Privileged and confidential; attorney work product. Corrections to me.</w:t>
+        <w:t>Meeting Minutes — Licensing Diligence for Price-Henson</w:t>
+      </w:r>
+    </w:p>
+    <w:p>
+      <w:r>
+        <w:t>Recorded by Richard Henderson. Working session on the licensing diligence for Price-Henson, held to review the coverage findings to date, settle the open title question, and set the work through the next several weeks.</w:t>
       </w:r>
     </w:p>
     <w:p>
       <w:pPr>
-        <w:pStyle w:val="Heading1"/>
+        <w:pStyle w:val="Heading2"/>
       </w:pPr>
       <w:r>
         <w:t>Attendees</w:t>
+      </w:r>
+    </w:p>
+    <w:p>
+      <w:pPr>
+        <w:pStyle w:val="ListBullet"/>
+      </w:pPr>
+      <w:r>
+        <w:t>David Chang, Patent Agent, Prosecution</w:t>
       </w:r>
     </w:p>
     <w:p>
@@ -28,20 +44,30 @@
         <w:pStyle w:val="ListBullet"/>
       </w:pPr>
       <w:r>
-        <w:t>David Chang, Patent Agent, Prosecution</w:t>
-      </w:r>
-    </w:p>
-    <w:p>
-      <w:pPr>
-        <w:pStyle w:val="ListBullet"/>
-      </w:pPr>
-      <w:r>
         <w:t>Tiffany Munoz, Chief Financial Officer, Price-Henson</w:t>
       </w:r>
     </w:p>
     <w:p>
       <w:pPr>
-        <w:pStyle w:val="Heading1"/>
+        <w:pStyle w:val="Heading2"/>
+      </w:pPr>
+      <w:r>
+        <w:t>Where the Diligence Stands</w:t>
+      </w:r>
+    </w:p>
+    <w:p>
+      <w:r>
+        <w:t>The diligence is on schedule and no deadline is at risk. David Chang has mapped the license grant onto the issued claims for all but two families, and the coverage reconciles where the mapping is complete. The two families still open are the larger ones, with the longest prosecution histories, and their claim charts are in progress. Neither is date-critical in this window, and both are sequenced to close before the encumbrances work begins.</w:t>
+      </w:r>
+    </w:p>
+    <w:p>
+      <w:r>
+        <w:t>Chain of title is reconciled for most of the portfolio. One family carries a recorded assignment that does not match the priority claim. The gap is logged, and it is being run down against the office record. Until the chain is confirmed, the recorded date stays marked unconfirmed on the master list, and no conclusion for that family rests on it.</w:t>
+      </w:r>
+    </w:p>
+    <w:p>
+      <w:pPr>
+        <w:pStyle w:val="Heading2"/>
       </w:pPr>
       <w:r>
         <w:t>Discussion</w:t>
@@ -49,30 +75,30 @@
     </w:p>
     <w:p>
       <w:r>
-        <w:t>Title. Of the eleven families in the proposed grant, nine now have a chain recorded from each named inventor through to the licensor with no gap that I can find. Two do not. In the first, the assignment from the second-named inventor was executed but appears never to have been recorded, and the continuation was filed before it. In the second, an assignment runs to an entity whose merger into the licensor is not of record. I have assumed that the licensor's counsel can produce the executed originals in both cases. On that assumption the defect is one of recording rather than of ownership, and it is curable. If the originals do not exist, the assumption fails, and so does the grant as to those two families. David Chang asked whether the report should say that in those terms. It should.</w:t>
+        <w:t>Tiffany Munoz asked how the open families affect the schedule and the budget. Richard Henderson set out the sequence. The two coverage charts close first, then the encumbrances search, then the written report. Nothing in the open items changes the delivery window, and the work to date is inside the fixed fee.</w:t>
       </w:r>
     </w:p>
     <w:p>
       <w:r>
-        <w:t>Encumbrances. Three families disclose federal funding on the face of the specification. I have not read the funding agreements themselves and have asked for them. If the disclosures are accurate, the government holds a nonexclusive paid-up license and march-in rights survive whatever the licensor grants, which means exclusivity in those three families is not exclusivity as against the United States. One further family is subject to a prior exclusive grant in a field of use that the recorded document describes in language I would not call precise. Whether that field overlaps what Price-Henson intends to build is a question of construction rather than of records, and I have moved it into the claim work.</w:t>
+        <w:t>The group reviewed the coverage findings family by family. The grant sits inside the issued claims on every family charted so far, and no charted family reaches subject matter the claims do not cover. One family showed a term narrowed during prosecution by more than the file summary indicated; David Chang traced the amendment in the file history and flagged it for the report so the company sees the narrowed scope on its face. Questions of infringement or validity that surface during the review are recorded and referred for an attorney opinion, not resolved in these sessions. The minutes note the question and the family it touches, and nothing more.</w:t>
       </w:r>
     </w:p>
     <w:p>
       <w:r>
-        <w:t>Claim mapping. David Chang has finished the second round of inventor interviews and has product descriptions from the client's engineers rather than from its materials, which is the difference between a claim chart and a guess. I have begun reading the independent claims against those descriptions. Four read on the planned product on their face. Two turn on the construction of terms the prosecution history narrowed, and I will not have a view on those until I have read the office actions in full rather than in summary. I said in the session that I would rather report two claims as uncertain than report them as covered and be wrong about it, and nobody argued.</w:t>
+        <w:t>David Chang raised the encumbrances search, which starts next. He will pull the recorded liens and security interests against each family, and any encumbrance found will be logged against the matter the day it is confirmed.</w:t>
       </w:r>
     </w:p>
     <w:p>
       <w:r>
-        <w:t>Client questions. Tiffany Munoz asked what could move faster if the board wanted to sign sooner. The answer given was that the title work cannot be compressed, because it waits on documents the licensor has to produce, and that the claim analysis is the piece where an early view is worth the least and costs the most. She accepted that and asked to be told the moment either title defect turns from curable into real. Agreed.</w:t>
+        <w:t>The docket carried part of the session. Richard Henderson confirmed that the reviewed families sit on the matter docket with their dates reconciled against the office record, and that the weekly reconciliation continues until the report is delivered. Any date in question is raised the day it is found, not held for the next scheduled check.</w:t>
       </w:r>
     </w:p>
     <w:p>
       <w:pPr>
-        <w:pStyle w:val="Heading1"/>
+        <w:pStyle w:val="Heading2"/>
       </w:pPr>
       <w:r>
-        <w:t>Action items</w:t>
+        <w:t>Action Items</w:t>
       </w:r>
     </w:p>
     <w:tbl>
@@ -96,7 +122,7 @@
               <w:rPr>
                 <w:b/>
               </w:rPr>
-              <w:t>Action</w:t>
+              <w:t>Item</w:t>
             </w:r>
           </w:p>
         </w:tc>
@@ -122,7 +148,7 @@
               <w:rPr>
                 <w:b/>
               </w:rPr>
-              <w:t>Target</w:t>
+              <w:t>Due</w:t>
             </w:r>
           </w:p>
         </w:tc>
@@ -134,7 +160,7 @@
           </w:tcPr>
           <w:p>
             <w:r>
-              <w:t>Request the executed originals of the two unrecorded assignments from licensor's counsel, in writing</w:t>
+              <w:t>Close the coverage charts for the two open families</w:t>
             </w:r>
           </w:p>
         </w:tc>
@@ -154,7 +180,7 @@
           </w:tcPr>
           <w:p>
             <w:r>
-              <w:t>This week</w:t>
+              <w:t>Two weeks</w:t>
             </w:r>
           </w:p>
         </w:tc>
@@ -166,7 +192,7 @@
           </w:tcPr>
           <w:p>
             <w:r>
-              <w:t>Obtain and read the federal funding agreements for the three families disclosing government support</w:t>
+              <w:t>Confirm the assignment chain on the mismatched family and correct the recorded date</w:t>
             </w:r>
           </w:p>
         </w:tc>
@@ -186,7 +212,7 @@
           </w:tcPr>
           <w:p>
             <w:r>
-              <w:t>Before the next working session</w:t>
+              <w:t>Two weeks</w:t>
             </w:r>
           </w:p>
         </w:tc>
@@ -198,7 +224,39 @@
           </w:tcPr>
           <w:p>
             <w:r>
-              <w:t>Check the field-of-use language in the prior exclusive grant against the recorded document itself, not the summary</w:t>
+              <w:t>Begin and complete the encumbrances search across the portfolio</w:t>
+            </w:r>
+          </w:p>
+        </w:tc>
+        <w:tc>
+          <w:tcPr>
+            <w:tcW w:type="dxa" w:w="2880"/>
+          </w:tcPr>
+          <w:p>
+            <w:r>
+              <w:t>David Chang</w:t>
+            </w:r>
+          </w:p>
+        </w:tc>
+        <w:tc>
+          <w:tcPr>
+            <w:tcW w:type="dxa" w:w="2880"/>
+          </w:tcPr>
+          <w:p>
+            <w:r>
+              <w:t>Before the next session</w:t>
+            </w:r>
+          </w:p>
+        </w:tc>
+      </w:tr>
+      <w:tr>
+        <w:tc>
+          <w:tcPr>
+            <w:tcW w:type="dxa" w:w="2880"/>
+          </w:tcPr>
+          <w:p>
+            <w:r>
+              <w:t>Send Tiffany Munoz a short note when the two coverage charts close</w:t>
             </w:r>
           </w:p>
         </w:tc>
@@ -218,108 +276,25 @@
           </w:tcPr>
           <w:p>
             <w:r>
-              <w:t>Before the next working session</w:t>
-            </w:r>
-          </w:p>
-        </w:tc>
-      </w:tr>
-      <w:tr>
-        <w:tc>
-          <w:tcPr>
-            <w:tcW w:type="dxa" w:w="2880"/>
-          </w:tcPr>
-          <w:p>
-            <w:r>
-              <w:t>Provide the licensor's docket for annuity dates on all eleven families so ours can be reconciled against it</w:t>
-            </w:r>
-          </w:p>
-        </w:tc>
-        <w:tc>
-          <w:tcPr>
-            <w:tcW w:type="dxa" w:w="2880"/>
-          </w:tcPr>
-          <w:p>
-            <w:r>
-              <w:t>Tiffany Munoz</w:t>
-            </w:r>
-          </w:p>
-        </w:tc>
-        <w:tc>
-          <w:tcPr>
-            <w:tcW w:type="dxa" w:w="2880"/>
-          </w:tcPr>
-          <w:p>
-            <w:r>
-              <w:t>On receipt from the licensor</w:t>
-            </w:r>
-          </w:p>
-        </w:tc>
-      </w:tr>
-      <w:tr>
-        <w:tc>
-          <w:tcPr>
-            <w:tcW w:type="dxa" w:w="2880"/>
-          </w:tcPr>
-          <w:p>
-            <w:r>
-              <w:t>Complete claim charts for the four independent claims that read on the planned product</w:t>
-            </w:r>
-          </w:p>
-        </w:tc>
-        <w:tc>
-          <w:tcPr>
-            <w:tcW w:type="dxa" w:w="2880"/>
-          </w:tcPr>
-          <w:p>
-            <w:r>
-              <w:t>David Chang</w:t>
-            </w:r>
-          </w:p>
-        </w:tc>
-        <w:tc>
-          <w:tcPr>
-            <w:tcW w:type="dxa" w:w="2880"/>
-          </w:tcPr>
-          <w:p>
-            <w:r>
-              <w:t>With the status report</w:t>
-            </w:r>
-          </w:p>
-        </w:tc>
-      </w:tr>
-      <w:tr>
-        <w:tc>
-          <w:tcPr>
-            <w:tcW w:type="dxa" w:w="2880"/>
-          </w:tcPr>
-          <w:p>
-            <w:r>
-              <w:t>Circulate the assumption list underlying the title conclusions for review</w:t>
-            </w:r>
-          </w:p>
-        </w:tc>
-        <w:tc>
-          <w:tcPr>
-            <w:tcW w:type="dxa" w:w="2880"/>
-          </w:tcPr>
-          <w:p>
-            <w:r>
-              <w:t>Richard Henderson</w:t>
-            </w:r>
-          </w:p>
-        </w:tc>
-        <w:tc>
-          <w:tcPr>
-            <w:tcW w:type="dxa" w:w="2880"/>
-          </w:tcPr>
-          <w:p>
-            <w:r>
-              <w:t>With the status report</w:t>
+              <w:t>On completion</w:t>
             </w:r>
           </w:p>
         </w:tc>
       </w:tr>
     </w:tbl>
+    <w:p>
+      <w:pPr>
+        <w:pStyle w:val="Heading2"/>
+      </w:pPr>
+      <w:r>
+        <w:t>Next Session</w:t>
+      </w:r>
+    </w:p>
+    <w:p>
+      <w:r>
+        <w:t>The next session will take the two coverage charts and the first encumbrances findings. Richard Henderson will circulate a short agenda beforehand, with the open title family listed first. No opinion on coverage will be represented to Price-Henson until the charts are complete and reviewed.</w:t>
+      </w:r>
+    </w:p>
     <w:sectPr>
       <w:headerReference w:type="first" r:id="rId9"/>
       <w:headerReference w:type="default" r:id="rId10"/>
